--- a/Word documents/Eton IGCSE French Approved Material.docx
+++ b/Word documents/Eton IGCSE French Approved Material.docx
@@ -34,7 +34,7 @@
           <w:sz w:val="30"/>
           <w:szCs w:val="30"/>
         </w:rPr>
-        <w:t xml:space="preserve">AP Approved Material</w:t>
+        <w:t xml:space="preserve">Eton Approved Material</w:t>
       </w:r>
     </w:p>
     <w:p>
@@ -9581,7 +9581,7 @@
         <w:spacing w:after="60"/>
       </w:pPr>
       <w:r>
-        <w:t xml:space="preserve">Ma matière préférée est sans aucun doute les langues, en particulier le français et l’espagnol. Notre professeur de langues, AP, est exceptionnel, il sait vraiment comment rendre les cours passionnants et interactifs.</w:t>
+        <w:t xml:space="preserve">Ma matière préférée est sans aucun doute les langues, en particulier le français et l’espagnol. Notre professeur de langues est exceptionnel, il sait vraiment comment rendre les cours passionnants et interactifs.</w:t>
       </w:r>
     </w:p>
     <w:p>
